--- a/human/tasks/E-05/summary.docx
+++ b/human/tasks/E-05/summary.docx
@@ -148,7 +148,7 @@
     </w:p>
     <w:p>
       <w:r>
-        <w:t>先修Agent执行事实再重生三份任务Word及串联审阅；仅整理本包和实际受影响消费者，根目录双层整体迁移仍未完成。</w:t>
+        <w:t>先修Agent执行事实再重生三份任务Word及串联审阅；仅整理本包和实际受影响消费者，根目录19/19项已迁入human/agent，当前读取和运行入口已验证，业务签收不变。</w:t>
       </w:r>
     </w:p>
     <w:p>
@@ -207,7 +207,12 @@
     </w:p>
     <w:p>
       <w:r>
-        <w:t>累计51/71包规范化，剩余20，下一G-04。业务仍BLOCKED_EXTERNAL；真实训练、OPE、事前标准、模型签署和动态运行缺口保持，整体根目录迁移继续。</w:t>
+        <w:t>规范化71/71包、根目录迁移19/19项完成；每包Word由Agent源生成。</w:t>
+      </w:r>
+    </w:p>
+    <w:p>
+      <w:r>
+        <w:t>业务状态BLOCKED_EXTERNAL，原签收与未交付项不变；后续按注册表和实际依赖推进。</w:t>
       </w:r>
     </w:p>
     <w:p>
